--- a/services/api/assets/templates/material-purchase-v1.docx
+++ b/services/api/assets/templates/material-purchase-v1.docx
@@ -9,32 +9,32 @@
     </w:p>
     <w:p>
       <w:r>
-        <w:t xml:space="preserve">合同名称：{{contract.name}}</w:t>
+        <w:t xml:space="preserve">合同名称：{contract.name}</w:t>
       </w:r>
     </w:p>
     <w:p>
       <w:r>
-        <w:t xml:space="preserve">临时编号：{{contract.temporaryCode}}</w:t>
+        <w:t xml:space="preserve">临时编号：{contract.temporaryCode}</w:t>
       </w:r>
     </w:p>
     <w:p>
       <w:r>
-        <w:t xml:space="preserve">合同金额大写：{{contract.amountUppercase}}</w:t>
+        <w:t xml:space="preserve">合同金额大写：{contract.amountUppercase}</w:t>
       </w:r>
     </w:p>
     <w:p>
       <w:r>
-        <w:t xml:space="preserve">交货地点：{{field.deliveryLocation}}</w:t>
+        <w:t xml:space="preserve">交货地点：{field.deliveryLocation}</w:t>
       </w:r>
     </w:p>
     <w:p>
       <w:r>
-        <w:t xml:space="preserve">付款条款：{{clause.payment.text}}</w:t>
+        <w:t xml:space="preserve">付款条款：{clause.payment.text}</w:t>
       </w:r>
     </w:p>
     <w:p>
       <w:r>
-        <w:t xml:space="preserve">水印：{{document.watermark}}</w:t>
+        <w:t xml:space="preserve">水印：{document.watermark}</w:t>
       </w:r>
     </w:p>
     <w:p>

--- a/services/api/assets/templates/material-purchase-v1.docx
+++ b/services/api/assets/templates/material-purchase-v1.docx
@@ -9,61 +9,180 @@
     </w:p>
     <w:p>
       <w:r>
-        <w:t xml:space="preserve">合同名称：{contract.name}</w:t>
+        <w:t xml:space="preserve">合同名称：{合同名称}</w:t>
       </w:r>
     </w:p>
     <w:p>
       <w:r>
-        <w:t xml:space="preserve">临时编号：{contract.temporaryCode}</w:t>
+        <w:t xml:space="preserve">临时编号：{草稿编号}</w:t>
       </w:r>
     </w:p>
     <w:p>
       <w:r>
-        <w:t xml:space="preserve">合同金额大写：{contract.amountUppercase}</w:t>
+        <w:t xml:space="preserve">合同金额大写：{合同金额大写}</w:t>
       </w:r>
     </w:p>
     <w:p>
       <w:r>
-        <w:t xml:space="preserve">交货地点：{field.deliveryLocation}</w:t>
+        <w:t xml:space="preserve">交货地点：{交货地点}</w:t>
       </w:r>
     </w:p>
     <w:p>
       <w:r>
-        <w:t xml:space="preserve">付款条款：{clause.payment.text}</w:t>
+        <w:t xml:space="preserve">付款条款：{付款条款}</w:t>
       </w:r>
     </w:p>
     <w:p>
       <w:r>
-        <w:t xml:space="preserve">水印：{document.watermark}</w:t>
+        <w:t xml:space="preserve">水印：{文档水印}</w:t>
       </w:r>
     </w:p>
     <w:p>
       <w:r>
-        <w:t xml:space="preserve">{#bill.materials}</w:t>
+        <w:t xml:space="preserve">{#材料清单}</w:t>
       </w:r>
     </w:p>
     <w:p>
       <w:r>
-        <w:t xml:space="preserve">{itemName} {specification} {unit} {quantity} {unitPrice} {taxRatePercent} {taxInclusiveAmount}</w:t>
+        <w:t xml:space="preserve">{名称} {规格型号} {单位} {数量} {单价} {税率} {含税金额}</w:t>
       </w:r>
     </w:p>
     <w:p>
       <w:r>
-        <w:t xml:space="preserve">{/bill.materials}</w:t>
+        <w:t xml:space="preserve">{/材料清单}</w:t>
       </w:r>
     </w:p>
     <w:sectPr>
       <w:pgSz w:w="11906" w:h="16838"/>
-      <w:pgMar w:top="1440" w:right="1440" w:bottom="1440" w:left="1440" w:header="720" w:footer="720" w:gutter="0"/>
+      <w:pgMar w:top="1417" w:right="1701" w:bottom="1417" w:left="1701" w:header="720" w:footer="720" w:gutter="0"/>
     </w:sectPr>
   </w:body>
 </w:document>
+</file>
+
+<file path=word/footer-contract-page.xml><?xml version="1.0" encoding="utf-8"?>
+<w:ftr xmlns:w="http://schemas.openxmlformats.org/wordprocessingml/2006/main">
+  <w:p>
+    <w:pPr>
+      <w:pStyle w:val="ContractMeta"/>
+      <w:jc w:val="center"/>
+    </w:pPr>
+    <w:r>
+      <w:t xml:space="preserve">第    页 / 共    页</w:t>
+    </w:r>
+  </w:p>
+</w:ftr>
+</file>
+
+<file path=word/footer1.xml><?xml version="1.0" encoding="utf-8"?>
+<w:ftr xmlns:w="http://schemas.openxmlformats.org/wordprocessingml/2006/main">
+  <w:p>
+    <w:pPr>
+      <w:pStyle w:val="ContractMeta"/>
+      <w:jc w:val="center"/>
+    </w:pPr>
+    <w:r>
+      <w:t xml:space="preserve">第    页 / 共    页</w:t>
+    </w:r>
+  </w:p>
+</w:ftr>
+</file>
+
+<file path=word/header-contract-watermark.xml><?xml version="1.0" encoding="utf-8"?>
+<w:hdr xmlns:w="http://schemas.openxmlformats.org/wordprocessingml/2006/main">
+  <w:p>
+    <w:pPr>
+      <w:pStyle w:val="ContractMeta"/>
+      <w:jc w:val="center"/>
+    </w:pPr>
+    <w:r>
+      <w:t xml:space="preserve">{文档水印}</w:t>
+    </w:r>
+  </w:p>
+</w:hdr>
+</file>
+
+<file path=word/header1.xml><?xml version="1.0" encoding="utf-8"?>
+<w:hdr xmlns:w="http://schemas.openxmlformats.org/wordprocessingml/2006/main">
+  <w:p>
+    <w:pPr>
+      <w:pStyle w:val="ContractMeta"/>
+      <w:jc w:val="center"/>
+    </w:pPr>
+    <w:r>
+      <w:t xml:space="preserve">{文档水印}</w:t>
+    </w:r>
+  </w:p>
+</w:hdr>
 </file>
 
 <file path=word/styles.xml><?xml version="1.0" encoding="utf-8"?>
 <w:styles xmlns:w="http://schemas.openxmlformats.org/wordprocessingml/2006/main">
   <w:style w:type="paragraph" w:default="1" w:styleId="Normal">
     <w:name w:val="Normal"/>
+    <w:pPr>
+      <w:spacing w:before="0" w:after="0" w:line="500" w:lineRule="exact"/>
+      <w:ind w:firstLineChars="200"/>
+      <w:jc w:val="both"/>
+    </w:pPr>
+    <w:rPr>
+      <w:rFonts w:ascii="Times New Roman" w:hAnsi="Times New Roman" w:eastAsia="仿宋_GB2312" w:cs="Times New Roman"/>
+      <w:sz w:val="28"/>
+      <w:szCs w:val="28"/>
+    </w:rPr>
+  </w:style>
+  <w:style w:type="paragraph" w:styleId="ContractTitle">
+    <w:name w:val="Contract Title"/>
+    <w:basedOn w:val="Normal"/>
+    <w:pPr>
+      <w:spacing w:before="0" w:after="0" w:line="500" w:lineRule="exact"/>
+      <w:jc w:val="center"/>
+    </w:pPr>
+    <w:rPr>
+      <w:rFonts w:ascii="Times New Roman" w:hAnsi="Times New Roman" w:eastAsia="方正小标宋简体" w:cs="Times New Roman"/>
+      <w:sz w:val="44"/>
+      <w:szCs w:val="44"/>
+    </w:rPr>
+  </w:style>
+  <w:style w:type="paragraph" w:styleId="ContractMeta">
+    <w:name w:val="Contract Meta"/>
+    <w:basedOn w:val="Normal"/>
+    <w:pPr>
+      <w:spacing w:before="0" w:after="0" w:line="500" w:lineRule="exact"/>
+      <w:ind w:firstLineChars="0"/>
+    </w:pPr>
+    <w:rPr>
+      <w:rFonts w:ascii="Times New Roman" w:hAnsi="Times New Roman" w:eastAsia="仿宋_GB2312" w:cs="Times New Roman"/>
+      <w:sz w:val="28"/>
+      <w:szCs w:val="28"/>
+    </w:rPr>
+  </w:style>
+  <w:style w:type="paragraph" w:styleId="ContractCoverTitle">
+    <w:name w:val="Contract Cover Title"/>
+    <w:basedOn w:val="ContractTitle"/>
+    <w:pPr>
+      <w:spacing w:before="0" w:after="0" w:line="500" w:lineRule="exact"/>
+      <w:jc w:val="center"/>
+    </w:pPr>
+    <w:rPr>
+      <w:rFonts w:ascii="Times New Roman" w:hAnsi="Times New Roman" w:eastAsia="方正小标宋简体" w:cs="Times New Roman"/>
+      <w:sz w:val="44"/>
+      <w:szCs w:val="44"/>
+    </w:rPr>
+  </w:style>
+  <w:style w:type="paragraph" w:styleId="ContractTableText">
+    <w:name w:val="Contract Table Text"/>
+    <w:basedOn w:val="Normal"/>
+    <w:pPr>
+      <w:spacing w:before="0" w:after="0" w:line="300" w:lineRule="auto"/>
+      <w:ind w:firstLineChars="0"/>
+      <w:jc w:val="center"/>
+    </w:pPr>
+    <w:rPr>
+      <w:rFonts w:ascii="Times New Roman" w:hAnsi="Times New Roman" w:eastAsia="仿宋_GB2312" w:cs="Times New Roman"/>
+      <w:sz w:val="18"/>
+      <w:szCs w:val="18"/>
+    </w:rPr>
   </w:style>
 </w:styles>
 </file>